--- a/rapports/2026-06-06/EQ26/EQ26_sup_v2/DR_091201010013/38-12-35-20.docx
+++ b/rapports/2026-06-06/EQ26/EQ26_sup_v2/DR_091201010013/38-12-35-20.docx
@@ -297,7 +297,7 @@
           <w:color w:val="1F6FEB"/>
           <w:sz w:val="22"/>
         </w:rPr>
-        <w:t>⚠ INCOHÉRENCES À CORRIGER (64)</w:t>
+        <w:t>⚠ INCOHÉRENCES À CORRIGER (60)</w:t>
       </w:r>
     </w:p>
     <w:tbl>
@@ -544,7 +544,7 @@
                 <w:color w:val="16A34A"/>
                 <w:sz w:val="16"/>
               </w:rPr>
-              <w:t>—</w:t>
+              <w:t>s01q32, s01q36, s01q38, s04q37_modif, s02q33, s02q34, s01q00b</w:t>
             </w:r>
           </w:p>
         </w:tc>
@@ -575,7 +575,7 @@
                 <w:i w:val="0"/>
                 <w:sz w:val="17"/>
               </w:rPr>
-              <w:t>Incohérence!!! seulement les écoles privées paient les frais de scolarité (y compris les frais d'inscription).</w:t>
+              <w:t>Peu probable!!! Vu l'âge (15 ans) de ADJI AISSATOU SENE ou l'année à laquelle ADJI AISSATOU SENE a fréquenté l'école pour la dernière fois (.) le dernier diplome de ADJI AISSATOU SENE ne peut être le Certificat d'études primaires (CEP), prière de corriger cette incohérence ou confirmer avec le QG.</w:t>
             </w:r>
           </w:p>
         </w:tc>
@@ -608,6 +608,726 @@
                 <w:i w:val="0"/>
                 <w:sz w:val="16"/>
               </w:rPr>
+              <w:t>S07</w:t>
+              <w:br/>
+            </w:r>
+            <w:r>
+              <w:rPr>
+                <w:b w:val="0"/>
+                <w:i w:val="0"/>
+                <w:color w:val="64748B"/>
+                <w:sz w:val="14"/>
+              </w:rPr>
+              <w:t>Consommation alimentaire</w:t>
+            </w:r>
+          </w:p>
+        </w:tc>
+        <w:tc>
+          <w:tcPr>
+            <w:tcW w:type="dxa" w:w="1531"/>
+          </w:tcPr>
+          <w:p>
+            <w:r>
+              <w:rPr>
+                <w:b/>
+                <w:i w:val="0"/>
+                <w:color w:val="16A34A"/>
+                <w:sz w:val="16"/>
+              </w:rPr>
+              <w:t>s00q27, s01q03a, s01q03b, s01q03c, s02q04, s03q14, s04q15, s04q16</w:t>
+            </w:r>
+          </w:p>
+        </w:tc>
+        <w:tc>
+          <w:tcPr>
+            <w:tcW w:type="dxa" w:w="1191"/>
+          </w:tcPr>
+          <w:p>
+            <w:r>
+              <w:rPr>
+                <w:b w:val="0"/>
+                <w:i w:val="0"/>
+                <w:color w:val="64748B"/>
+                <w:sz w:val="16"/>
+              </w:rPr>
+              <w:t>GT-CQ</w:t>
+            </w:r>
+          </w:p>
+        </w:tc>
+        <w:tc>
+          <w:tcPr>
+            <w:tcW w:type="dxa" w:w="4706"/>
+          </w:tcPr>
+          <w:p>
+            <w:r>
+              <w:rPr>
+                <w:b w:val="0"/>
+                <w:i w:val="0"/>
+                <w:sz w:val="17"/>
+              </w:rPr>
+              <w:t>Incohérence!! Dans ce ménage, chaque individus consomme par jour .5238095 Kg  de cereale; Prière de vérifier les quantités prises des produits cérealiers (de Riz local Gambiaka à Autres semoules de céréales) auprès du ménage ou confirmer avec le QG.</w:t>
+            </w:r>
+          </w:p>
+        </w:tc>
+      </w:tr>
+      <w:tr>
+        <w:tc>
+          <w:tcPr>
+            <w:tcW w:type="dxa" w:w="964"/>
+          </w:tcPr>
+          <w:p>
+            <w:r>
+              <w:rPr>
+                <w:b/>
+                <w:i w:val="0"/>
+                <w:color w:val="DC2626"/>
+                <w:sz w:val="16"/>
+              </w:rPr>
+              <w:t>Haute</w:t>
+            </w:r>
+          </w:p>
+        </w:tc>
+        <w:tc>
+          <w:tcPr>
+            <w:tcW w:type="dxa" w:w="1247"/>
+          </w:tcPr>
+          <w:p>
+            <w:r>
+              <w:rPr>
+                <w:b/>
+                <w:i w:val="0"/>
+                <w:sz w:val="16"/>
+              </w:rPr>
+              <w:t>S11</w:t>
+              <w:br/>
+            </w:r>
+            <w:r>
+              <w:rPr>
+                <w:b w:val="0"/>
+                <w:i w:val="0"/>
+                <w:color w:val="64748B"/>
+                <w:sz w:val="14"/>
+              </w:rPr>
+              <w:t>Logement / cadre de vie</w:t>
+            </w:r>
+          </w:p>
+        </w:tc>
+        <w:tc>
+          <w:tcPr>
+            <w:tcW w:type="dxa" w:w="1531"/>
+          </w:tcPr>
+          <w:p>
+            <w:r>
+              <w:rPr>
+                <w:b/>
+                <w:i w:val="0"/>
+                <w:color w:val="16A34A"/>
+                <w:sz w:val="16"/>
+              </w:rPr>
+              <w:t>—</w:t>
+            </w:r>
+          </w:p>
+        </w:tc>
+        <w:tc>
+          <w:tcPr>
+            <w:tcW w:type="dxa" w:w="1191"/>
+          </w:tcPr>
+          <w:p>
+            <w:r>
+              <w:rPr>
+                <w:b w:val="0"/>
+                <w:i w:val="0"/>
+                <w:color w:val="64748B"/>
+                <w:sz w:val="16"/>
+              </w:rPr>
+              <w:t>GT-CQ</w:t>
+            </w:r>
+          </w:p>
+        </w:tc>
+        <w:tc>
+          <w:tcPr>
+            <w:tcW w:type="dxa" w:w="4706"/>
+          </w:tcPr>
+          <w:p>
+            <w:r>
+              <w:rPr>
+                <w:b w:val="0"/>
+                <w:i w:val="0"/>
+                <w:sz w:val="17"/>
+              </w:rPr>
+              <w:t>Incoherence!! Le ménage a depensé .</w:t>
+            </w:r>
+          </w:p>
+        </w:tc>
+      </w:tr>
+      <w:tr>
+        <w:tc>
+          <w:tcPr>
+            <w:tcW w:type="dxa" w:w="964"/>
+          </w:tcPr>
+          <w:p>
+            <w:r>
+              <w:rPr>
+                <w:b/>
+                <w:i w:val="0"/>
+                <w:color w:val="DC2626"/>
+                <w:sz w:val="16"/>
+              </w:rPr>
+              <w:t>Haute</w:t>
+            </w:r>
+          </w:p>
+        </w:tc>
+        <w:tc>
+          <w:tcPr>
+            <w:tcW w:type="dxa" w:w="1247"/>
+          </w:tcPr>
+          <w:p>
+            <w:r>
+              <w:rPr>
+                <w:b/>
+                <w:i w:val="0"/>
+                <w:sz w:val="16"/>
+              </w:rPr>
+              <w:t>S11</w:t>
+              <w:br/>
+            </w:r>
+            <w:r>
+              <w:rPr>
+                <w:b w:val="0"/>
+                <w:i w:val="0"/>
+                <w:color w:val="64748B"/>
+                <w:sz w:val="14"/>
+              </w:rPr>
+              <w:t>Logement / cadre de vie</w:t>
+            </w:r>
+          </w:p>
+        </w:tc>
+        <w:tc>
+          <w:tcPr>
+            <w:tcW w:type="dxa" w:w="1531"/>
+          </w:tcPr>
+          <w:p>
+            <w:r>
+              <w:rPr>
+                <w:b/>
+                <w:i w:val="0"/>
+                <w:color w:val="16A34A"/>
+                <w:sz w:val="16"/>
+              </w:rPr>
+              <w:t>s01q29, s01q31, s04q24, s00q04, s11q21, s09fq03, s09fq011</w:t>
+            </w:r>
+          </w:p>
+        </w:tc>
+        <w:tc>
+          <w:tcPr>
+            <w:tcW w:type="dxa" w:w="1191"/>
+          </w:tcPr>
+          <w:p>
+            <w:r>
+              <w:rPr>
+                <w:b w:val="0"/>
+                <w:i w:val="0"/>
+                <w:color w:val="64748B"/>
+                <w:sz w:val="16"/>
+              </w:rPr>
+              <w:t>GT-CQ</w:t>
+            </w:r>
+          </w:p>
+        </w:tc>
+        <w:tc>
+          <w:tcPr>
+            <w:tcW w:type="dxa" w:w="4706"/>
+          </w:tcPr>
+          <w:p>
+            <w:r>
+              <w:rPr>
+                <w:b w:val="0"/>
+                <w:i w:val="0"/>
+                <w:sz w:val="17"/>
+              </w:rPr>
+              <w:t>FCFA dans Frais de connexion au réseau de distribution d'eau mais dit ne pas être connecté à un réseau d'eau courante, prière de corriger cette incoherence</w:t>
+            </w:r>
+          </w:p>
+        </w:tc>
+      </w:tr>
+      <w:tr>
+        <w:tc>
+          <w:tcPr>
+            <w:tcW w:type="dxa" w:w="964"/>
+          </w:tcPr>
+          <w:p>
+            <w:r>
+              <w:rPr>
+                <w:b/>
+                <w:i w:val="0"/>
+                <w:color w:val="DC2626"/>
+                <w:sz w:val="16"/>
+              </w:rPr>
+              <w:t>Haute</w:t>
+            </w:r>
+          </w:p>
+        </w:tc>
+        <w:tc>
+          <w:tcPr>
+            <w:tcW w:type="dxa" w:w="1247"/>
+          </w:tcPr>
+          <w:p>
+            <w:r>
+              <w:rPr>
+                <w:b/>
+                <w:i w:val="0"/>
+                <w:sz w:val="16"/>
+              </w:rPr>
+              <w:t>S16</w:t>
+              <w:br/>
+            </w:r>
+            <w:r>
+              <w:rPr>
+                <w:b w:val="0"/>
+                <w:i w:val="0"/>
+                <w:color w:val="64748B"/>
+                <w:sz w:val="14"/>
+              </w:rPr>
+              <w:t>Agriculture</w:t>
+            </w:r>
+          </w:p>
+        </w:tc>
+        <w:tc>
+          <w:tcPr>
+            <w:tcW w:type="dxa" w:w="1531"/>
+          </w:tcPr>
+          <w:p>
+            <w:r>
+              <w:rPr>
+                <w:b/>
+                <w:i w:val="0"/>
+                <w:color w:val="16A34A"/>
+                <w:sz w:val="16"/>
+              </w:rPr>
+              <w:t>s16dq05a, s16dq05c</w:t>
+            </w:r>
+          </w:p>
+        </w:tc>
+        <w:tc>
+          <w:tcPr>
+            <w:tcW w:type="dxa" w:w="1191"/>
+          </w:tcPr>
+          <w:p>
+            <w:r>
+              <w:rPr>
+                <w:b w:val="0"/>
+                <w:i w:val="0"/>
+                <w:color w:val="64748B"/>
+                <w:sz w:val="16"/>
+              </w:rPr>
+              <w:t>GT-CQ</w:t>
+            </w:r>
+          </w:p>
+        </w:tc>
+        <w:tc>
+          <w:tcPr>
+            <w:tcW w:type="dxa" w:w="4706"/>
+          </w:tcPr>
+          <w:p>
+            <w:r>
+              <w:rPr>
+                <w:b w:val="0"/>
+                <w:i w:val="0"/>
+                <w:sz w:val="17"/>
+              </w:rPr>
+              <w:t>La quantité de s16dq05a estimée en Kg est incohérente avec la prise dans la question s16dq05c, prière de bien estimer et mettre la valeur exacte.</w:t>
+            </w:r>
+          </w:p>
+        </w:tc>
+      </w:tr>
+      <w:tr>
+        <w:tc>
+          <w:tcPr>
+            <w:tcW w:type="dxa" w:w="964"/>
+          </w:tcPr>
+          <w:p>
+            <w:r>
+              <w:rPr>
+                <w:b/>
+                <w:i w:val="0"/>
+                <w:color w:val="EA580C"/>
+                <w:sz w:val="16"/>
+              </w:rPr>
+              <w:t>Moyenne</w:t>
+            </w:r>
+          </w:p>
+        </w:tc>
+        <w:tc>
+          <w:tcPr>
+            <w:tcW w:type="dxa" w:w="1247"/>
+          </w:tcPr>
+          <w:p>
+            <w:r>
+              <w:rPr>
+                <w:b/>
+                <w:i w:val="0"/>
+                <w:sz w:val="16"/>
+              </w:rPr>
+              <w:t>S00</w:t>
+              <w:br/>
+            </w:r>
+            <w:r>
+              <w:rPr>
+                <w:b w:val="0"/>
+                <w:i w:val="0"/>
+                <w:color w:val="64748B"/>
+                <w:sz w:val="14"/>
+              </w:rPr>
+              <w:t>Identification</w:t>
+            </w:r>
+          </w:p>
+        </w:tc>
+        <w:tc>
+          <w:tcPr>
+            <w:tcW w:type="dxa" w:w="1531"/>
+          </w:tcPr>
+          <w:p>
+            <w:r>
+              <w:rPr>
+                <w:b/>
+                <w:i w:val="0"/>
+                <w:color w:val="16A34A"/>
+                <w:sz w:val="16"/>
+              </w:rPr>
+              <w:t>s00q27</w:t>
+            </w:r>
+          </w:p>
+        </w:tc>
+        <w:tc>
+          <w:tcPr>
+            <w:tcW w:type="dxa" w:w="1191"/>
+          </w:tcPr>
+          <w:p>
+            <w:r>
+              <w:rPr>
+                <w:b w:val="0"/>
+                <w:i w:val="0"/>
+                <w:color w:val="64748B"/>
+                <w:sz w:val="16"/>
+              </w:rPr>
+              <w:t>GT-CQ</w:t>
+            </w:r>
+          </w:p>
+        </w:tc>
+        <w:tc>
+          <w:tcPr>
+            <w:tcW w:type="dxa" w:w="4706"/>
+          </w:tcPr>
+          <w:p>
+            <w:r>
+              <w:rPr>
+                <w:b w:val="0"/>
+                <w:i w:val="0"/>
+                <w:sz w:val="17"/>
+              </w:rPr>
+              <w:t>Le questionnaire semble ne pas être complètement fini mais le questionnaire est en statut complet, prière de compléter le questionnaire.</w:t>
+            </w:r>
+          </w:p>
+        </w:tc>
+      </w:tr>
+      <w:tr>
+        <w:tc>
+          <w:tcPr>
+            <w:tcW w:type="dxa" w:w="964"/>
+          </w:tcPr>
+          <w:p>
+            <w:r>
+              <w:rPr>
+                <w:b/>
+                <w:i w:val="0"/>
+                <w:color w:val="EA580C"/>
+                <w:sz w:val="16"/>
+              </w:rPr>
+              <w:t>Moyenne</w:t>
+            </w:r>
+          </w:p>
+        </w:tc>
+        <w:tc>
+          <w:tcPr>
+            <w:tcW w:type="dxa" w:w="1247"/>
+          </w:tcPr>
+          <w:p>
+            <w:r>
+              <w:rPr>
+                <w:b/>
+                <w:i w:val="0"/>
+                <w:sz w:val="16"/>
+              </w:rPr>
+              <w:t>S00</w:t>
+              <w:br/>
+            </w:r>
+            <w:r>
+              <w:rPr>
+                <w:b w:val="0"/>
+                <w:i w:val="0"/>
+                <w:color w:val="64748B"/>
+                <w:sz w:val="14"/>
+              </w:rPr>
+              <w:t>Identification</w:t>
+            </w:r>
+          </w:p>
+        </w:tc>
+        <w:tc>
+          <w:tcPr>
+            <w:tcW w:type="dxa" w:w="1531"/>
+          </w:tcPr>
+          <w:p>
+            <w:r>
+              <w:rPr>
+                <w:b/>
+                <w:i w:val="0"/>
+                <w:color w:val="16A34A"/>
+                <w:sz w:val="16"/>
+              </w:rPr>
+              <w:t>—</w:t>
+            </w:r>
+          </w:p>
+        </w:tc>
+        <w:tc>
+          <w:tcPr>
+            <w:tcW w:type="dxa" w:w="1191"/>
+          </w:tcPr>
+          <w:p>
+            <w:r>
+              <w:rPr>
+                <w:b w:val="0"/>
+                <w:i w:val="0"/>
+                <w:color w:val="64748B"/>
+                <w:sz w:val="16"/>
+              </w:rPr>
+              <w:t>GT-CQ</w:t>
+            </w:r>
+          </w:p>
+        </w:tc>
+        <w:tc>
+          <w:tcPr>
+            <w:tcW w:type="dxa" w:w="4706"/>
+          </w:tcPr>
+          <w:p>
+            <w:r>
+              <w:rPr>
+                <w:b w:val="0"/>
+                <w:i w:val="0"/>
+                <w:sz w:val="17"/>
+              </w:rPr>
+              <w:t>L'adresse ou la localisation du ménage doit être bien renseignée, ne doit pas contenir des numéros de téléphone et elle semble courte pour être une adresse.</w:t>
+            </w:r>
+          </w:p>
+        </w:tc>
+      </w:tr>
+      <w:tr>
+        <w:tc>
+          <w:tcPr>
+            <w:tcW w:type="dxa" w:w="964"/>
+          </w:tcPr>
+          <w:p>
+            <w:r>
+              <w:rPr>
+                <w:b/>
+                <w:i w:val="0"/>
+                <w:color w:val="EA580C"/>
+                <w:sz w:val="16"/>
+              </w:rPr>
+              <w:t>Moyenne</w:t>
+            </w:r>
+          </w:p>
+        </w:tc>
+        <w:tc>
+          <w:tcPr>
+            <w:tcW w:type="dxa" w:w="1247"/>
+          </w:tcPr>
+          <w:p>
+            <w:r>
+              <w:rPr>
+                <w:b/>
+                <w:i w:val="0"/>
+                <w:sz w:val="16"/>
+              </w:rPr>
+              <w:t>S00</w:t>
+              <w:br/>
+            </w:r>
+            <w:r>
+              <w:rPr>
+                <w:b w:val="0"/>
+                <w:i w:val="0"/>
+                <w:color w:val="64748B"/>
+                <w:sz w:val="14"/>
+              </w:rPr>
+              <w:t>Identification</w:t>
+            </w:r>
+          </w:p>
+        </w:tc>
+        <w:tc>
+          <w:tcPr>
+            <w:tcW w:type="dxa" w:w="1531"/>
+          </w:tcPr>
+          <w:p>
+            <w:r>
+              <w:rPr>
+                <w:b/>
+                <w:i w:val="0"/>
+                <w:color w:val="16A34A"/>
+                <w:sz w:val="16"/>
+              </w:rPr>
+              <w:t>—</w:t>
+            </w:r>
+          </w:p>
+        </w:tc>
+        <w:tc>
+          <w:tcPr>
+            <w:tcW w:type="dxa" w:w="1191"/>
+          </w:tcPr>
+          <w:p>
+            <w:r>
+              <w:rPr>
+                <w:b w:val="0"/>
+                <w:i w:val="0"/>
+                <w:color w:val="64748B"/>
+                <w:sz w:val="16"/>
+              </w:rPr>
+              <w:t>GT-CQ</w:t>
+            </w:r>
+          </w:p>
+        </w:tc>
+        <w:tc>
+          <w:tcPr>
+            <w:tcW w:type="dxa" w:w="4706"/>
+          </w:tcPr>
+          <w:p>
+            <w:r>
+              <w:rPr>
+                <w:b w:val="0"/>
+                <w:i w:val="0"/>
+                <w:sz w:val="17"/>
+              </w:rPr>
+              <w:t>Prière de renseigner la bonne adresse.</w:t>
+            </w:r>
+          </w:p>
+        </w:tc>
+      </w:tr>
+      <w:tr>
+        <w:tc>
+          <w:tcPr>
+            <w:tcW w:type="dxa" w:w="964"/>
+          </w:tcPr>
+          <w:p>
+            <w:r>
+              <w:rPr>
+                <w:b/>
+                <w:i w:val="0"/>
+                <w:color w:val="EA580C"/>
+                <w:sz w:val="16"/>
+              </w:rPr>
+              <w:t>Moyenne</w:t>
+            </w:r>
+          </w:p>
+        </w:tc>
+        <w:tc>
+          <w:tcPr>
+            <w:tcW w:type="dxa" w:w="1247"/>
+          </w:tcPr>
+          <w:p>
+            <w:r>
+              <w:rPr>
+                <w:b/>
+                <w:i w:val="0"/>
+                <w:sz w:val="16"/>
+              </w:rPr>
+              <w:t>S01</w:t>
+              <w:br/>
+            </w:r>
+            <w:r>
+              <w:rPr>
+                <w:b w:val="0"/>
+                <w:i w:val="0"/>
+                <w:color w:val="64748B"/>
+                <w:sz w:val="14"/>
+              </w:rPr>
+              <w:t>Démographie</w:t>
+            </w:r>
+          </w:p>
+        </w:tc>
+        <w:tc>
+          <w:tcPr>
+            <w:tcW w:type="dxa" w:w="1531"/>
+          </w:tcPr>
+          <w:p>
+            <w:r>
+              <w:rPr>
+                <w:b/>
+                <w:i w:val="0"/>
+                <w:color w:val="16A34A"/>
+                <w:sz w:val="16"/>
+              </w:rPr>
+              <w:t>s01q10_1</w:t>
+            </w:r>
+          </w:p>
+        </w:tc>
+        <w:tc>
+          <w:tcPr>
+            <w:tcW w:type="dxa" w:w="1191"/>
+          </w:tcPr>
+          <w:p>
+            <w:r>
+              <w:rPr>
+                <w:b w:val="0"/>
+                <w:i w:val="0"/>
+                <w:color w:val="64748B"/>
+                <w:sz w:val="16"/>
+              </w:rPr>
+              <w:t>GT-CQ</w:t>
+            </w:r>
+          </w:p>
+        </w:tc>
+        <w:tc>
+          <w:tcPr>
+            <w:tcW w:type="dxa" w:w="4706"/>
+          </w:tcPr>
+          <w:p>
+            <w:r>
+              <w:rPr>
+                <w:b w:val="0"/>
+                <w:i w:val="0"/>
+                <w:sz w:val="17"/>
+              </w:rPr>
+              <w:t>La taille du ménage lors de l'enquête principale (3) de ce ménage est inférieur à la taille du denombrement (18), prière de fournir des explications concrètes ou aller revisiter le ménage.</w:t>
+            </w:r>
+          </w:p>
+        </w:tc>
+      </w:tr>
+      <w:tr>
+        <w:tc>
+          <w:tcPr>
+            <w:tcW w:type="dxa" w:w="964"/>
+          </w:tcPr>
+          <w:p>
+            <w:r>
+              <w:rPr>
+                <w:b/>
+                <w:i w:val="0"/>
+                <w:color w:val="EA580C"/>
+                <w:sz w:val="16"/>
+              </w:rPr>
+              <w:t>Moyenne</w:t>
+            </w:r>
+          </w:p>
+        </w:tc>
+        <w:tc>
+          <w:tcPr>
+            <w:tcW w:type="dxa" w:w="1247"/>
+          </w:tcPr>
+          <w:p>
+            <w:r>
+              <w:rPr>
+                <w:b/>
+                <w:i w:val="0"/>
+                <w:sz w:val="16"/>
+              </w:rPr>
               <w:t>S02</w:t>
               <w:br/>
             </w:r>
@@ -634,7 +1354,7 @@
                 <w:color w:val="16A34A"/>
                 <w:sz w:val="16"/>
               </w:rPr>
-              <w:t>s01q32, s01q36, s01q38, s04q37_modif, s02q33, s02q34, s01q00b</w:t>
+              <w:t>—</w:t>
             </w:r>
           </w:p>
         </w:tc>
@@ -665,7 +1385,7 @@
                 <w:i w:val="0"/>
                 <w:sz w:val="17"/>
               </w:rPr>
-              <w:t>Peu probable!!! Vu l'âge (15 ans) de ADJI AISSATOU SENE ou l'année à laquelle ADJI AISSATOU SENE a fréquenté l'école pour la dernière fois (.) le dernier diplome de ADJI AISSATOU SENE ne peut être le Certificat d'études primaires (CEP), prière de corriger cette incohérence ou confirmer avec le QG.</w:t>
+              <w:t>Attention ! Le frais de scolarité (1500 Fcfa) de AMY WADE en 3ème année de Primaire est relativement élevé par rapport aux autres frais de scolarités observés dans cette zone.</w:t>
             </w:r>
           </w:p>
         </w:tc>
@@ -680,10 +1400,10 @@
               <w:rPr>
                 <w:b/>
                 <w:i w:val="0"/>
-                <w:color w:val="DC2626"/>
+                <w:color w:val="EA580C"/>
                 <w:sz w:val="16"/>
               </w:rPr>
-              <w:t>Haute</w:t>
+              <w:t>Moyenne</w:t>
             </w:r>
           </w:p>
         </w:tc>
@@ -698,7 +1418,7 @@
                 <w:i w:val="0"/>
                 <w:sz w:val="16"/>
               </w:rPr>
-              <w:t>S07</w:t>
+              <w:t>S02</w:t>
               <w:br/>
             </w:r>
             <w:r>
@@ -708,7 +1428,7 @@
                 <w:color w:val="64748B"/>
                 <w:sz w:val="14"/>
               </w:rPr>
-              <w:t>Consommation alimentaire</w:t>
+              <w:t>Éducation</w:t>
             </w:r>
           </w:p>
         </w:tc>
@@ -724,7 +1444,7 @@
                 <w:color w:val="16A34A"/>
                 <w:sz w:val="16"/>
               </w:rPr>
-              <w:t>s00q27, s01q03a, s01q03b, s01q03c, s02q04, s03q14, s04q15, s04q16</w:t>
+              <w:t>—</w:t>
             </w:r>
           </w:p>
         </w:tc>
@@ -755,1087 +1475,7 @@
                 <w:i w:val="0"/>
                 <w:sz w:val="17"/>
               </w:rPr>
-              <w:t>Incohérence!! Dans ce ménage, chaque individus consomme par jour .5238095 Kg  de cereale; Prière de vérifier les quantités prises des produits cérealiers (de Riz local Gambiaka à Autres semoules de céréales) auprès du ménage ou confirmer avec le QG.</w:t>
-            </w:r>
-          </w:p>
-        </w:tc>
-      </w:tr>
-      <w:tr>
-        <w:tc>
-          <w:tcPr>
-            <w:tcW w:type="dxa" w:w="964"/>
-          </w:tcPr>
-          <w:p>
-            <w:r>
-              <w:rPr>
-                <w:b/>
-                <w:i w:val="0"/>
-                <w:color w:val="DC2626"/>
-                <w:sz w:val="16"/>
-              </w:rPr>
-              <w:t>Haute</w:t>
-            </w:r>
-          </w:p>
-        </w:tc>
-        <w:tc>
-          <w:tcPr>
-            <w:tcW w:type="dxa" w:w="1247"/>
-          </w:tcPr>
-          <w:p>
-            <w:r>
-              <w:rPr>
-                <w:b/>
-                <w:i w:val="0"/>
-                <w:sz w:val="16"/>
-              </w:rPr>
-              <w:t>S11</w:t>
-              <w:br/>
-            </w:r>
-            <w:r>
-              <w:rPr>
-                <w:b w:val="0"/>
-                <w:i w:val="0"/>
-                <w:color w:val="64748B"/>
-                <w:sz w:val="14"/>
-              </w:rPr>
-              <w:t>Logement / cadre de vie</w:t>
-            </w:r>
-          </w:p>
-        </w:tc>
-        <w:tc>
-          <w:tcPr>
-            <w:tcW w:type="dxa" w:w="1531"/>
-          </w:tcPr>
-          <w:p>
-            <w:r>
-              <w:rPr>
-                <w:b/>
-                <w:i w:val="0"/>
-                <w:color w:val="16A34A"/>
-                <w:sz w:val="16"/>
-              </w:rPr>
-              <w:t>—</w:t>
-            </w:r>
-          </w:p>
-        </w:tc>
-        <w:tc>
-          <w:tcPr>
-            <w:tcW w:type="dxa" w:w="1191"/>
-          </w:tcPr>
-          <w:p>
-            <w:r>
-              <w:rPr>
-                <w:b w:val="0"/>
-                <w:i w:val="0"/>
-                <w:color w:val="64748B"/>
-                <w:sz w:val="16"/>
-              </w:rPr>
-              <w:t>GT-CQ</w:t>
-            </w:r>
-          </w:p>
-        </w:tc>
-        <w:tc>
-          <w:tcPr>
-            <w:tcW w:type="dxa" w:w="4706"/>
-          </w:tcPr>
-          <w:p>
-            <w:r>
-              <w:rPr>
-                <w:b w:val="0"/>
-                <w:i w:val="0"/>
-                <w:sz w:val="17"/>
-              </w:rPr>
-              <w:t>Incoherence!! Le ménage a depensé .</w:t>
-            </w:r>
-          </w:p>
-        </w:tc>
-      </w:tr>
-      <w:tr>
-        <w:tc>
-          <w:tcPr>
-            <w:tcW w:type="dxa" w:w="964"/>
-          </w:tcPr>
-          <w:p>
-            <w:r>
-              <w:rPr>
-                <w:b/>
-                <w:i w:val="0"/>
-                <w:color w:val="DC2626"/>
-                <w:sz w:val="16"/>
-              </w:rPr>
-              <w:t>Haute</w:t>
-            </w:r>
-          </w:p>
-        </w:tc>
-        <w:tc>
-          <w:tcPr>
-            <w:tcW w:type="dxa" w:w="1247"/>
-          </w:tcPr>
-          <w:p>
-            <w:r>
-              <w:rPr>
-                <w:b/>
-                <w:i w:val="0"/>
-                <w:sz w:val="16"/>
-              </w:rPr>
-              <w:t>S11</w:t>
-              <w:br/>
-            </w:r>
-            <w:r>
-              <w:rPr>
-                <w:b w:val="0"/>
-                <w:i w:val="0"/>
-                <w:color w:val="64748B"/>
-                <w:sz w:val="14"/>
-              </w:rPr>
-              <w:t>Logement / cadre de vie</w:t>
-            </w:r>
-          </w:p>
-        </w:tc>
-        <w:tc>
-          <w:tcPr>
-            <w:tcW w:type="dxa" w:w="1531"/>
-          </w:tcPr>
-          <w:p>
-            <w:r>
-              <w:rPr>
-                <w:b/>
-                <w:i w:val="0"/>
-                <w:color w:val="16A34A"/>
-                <w:sz w:val="16"/>
-              </w:rPr>
-              <w:t>s01q29, s01q31, s04q24, s00q04, s11q21, s09fq03, s09fq011</w:t>
-            </w:r>
-          </w:p>
-        </w:tc>
-        <w:tc>
-          <w:tcPr>
-            <w:tcW w:type="dxa" w:w="1191"/>
-          </w:tcPr>
-          <w:p>
-            <w:r>
-              <w:rPr>
-                <w:b w:val="0"/>
-                <w:i w:val="0"/>
-                <w:color w:val="64748B"/>
-                <w:sz w:val="16"/>
-              </w:rPr>
-              <w:t>GT-CQ</w:t>
-            </w:r>
-          </w:p>
-        </w:tc>
-        <w:tc>
-          <w:tcPr>
-            <w:tcW w:type="dxa" w:w="4706"/>
-          </w:tcPr>
-          <w:p>
-            <w:r>
-              <w:rPr>
-                <w:b w:val="0"/>
-                <w:i w:val="0"/>
-                <w:sz w:val="17"/>
-              </w:rPr>
-              <w:t>FCFA dans Frais de connexion au réseau de distribution d'eau mais dit ne pas être connecté à un réseau d'eau courante, prière de corriger cette incoherence</w:t>
-            </w:r>
-          </w:p>
-        </w:tc>
-      </w:tr>
-      <w:tr>
-        <w:tc>
-          <w:tcPr>
-            <w:tcW w:type="dxa" w:w="964"/>
-          </w:tcPr>
-          <w:p>
-            <w:r>
-              <w:rPr>
-                <w:b/>
-                <w:i w:val="0"/>
-                <w:color w:val="DC2626"/>
-                <w:sz w:val="16"/>
-              </w:rPr>
-              <w:t>Haute</w:t>
-            </w:r>
-          </w:p>
-        </w:tc>
-        <w:tc>
-          <w:tcPr>
-            <w:tcW w:type="dxa" w:w="1247"/>
-          </w:tcPr>
-          <w:p>
-            <w:r>
-              <w:rPr>
-                <w:b/>
-                <w:i w:val="0"/>
-                <w:sz w:val="16"/>
-              </w:rPr>
-              <w:t>S16</w:t>
-              <w:br/>
-            </w:r>
-            <w:r>
-              <w:rPr>
-                <w:b w:val="0"/>
-                <w:i w:val="0"/>
-                <w:color w:val="64748B"/>
-                <w:sz w:val="14"/>
-              </w:rPr>
-              <w:t>Agriculture</w:t>
-            </w:r>
-          </w:p>
-        </w:tc>
-        <w:tc>
-          <w:tcPr>
-            <w:tcW w:type="dxa" w:w="1531"/>
-          </w:tcPr>
-          <w:p>
-            <w:r>
-              <w:rPr>
-                <w:b/>
-                <w:i w:val="0"/>
-                <w:color w:val="16A34A"/>
-                <w:sz w:val="16"/>
-              </w:rPr>
-              <w:t>s16dq05a, s16dq05c</w:t>
-            </w:r>
-          </w:p>
-        </w:tc>
-        <w:tc>
-          <w:tcPr>
-            <w:tcW w:type="dxa" w:w="1191"/>
-          </w:tcPr>
-          <w:p>
-            <w:r>
-              <w:rPr>
-                <w:b w:val="0"/>
-                <w:i w:val="0"/>
-                <w:color w:val="64748B"/>
-                <w:sz w:val="16"/>
-              </w:rPr>
-              <w:t>GT-CQ</w:t>
-            </w:r>
-          </w:p>
-        </w:tc>
-        <w:tc>
-          <w:tcPr>
-            <w:tcW w:type="dxa" w:w="4706"/>
-          </w:tcPr>
-          <w:p>
-            <w:r>
-              <w:rPr>
-                <w:b w:val="0"/>
-                <w:i w:val="0"/>
-                <w:sz w:val="17"/>
-              </w:rPr>
-              <w:t>La quantité de s16dq05a estimée en Kg est incohérente avec la prise dans la question s16dq05c, prière de bien estimer et mettre la valeur exacte.</w:t>
-            </w:r>
-          </w:p>
-        </w:tc>
-      </w:tr>
-      <w:tr>
-        <w:tc>
-          <w:tcPr>
-            <w:tcW w:type="dxa" w:w="964"/>
-          </w:tcPr>
-          <w:p>
-            <w:r>
-              <w:rPr>
-                <w:b/>
-                <w:i w:val="0"/>
-                <w:color w:val="EA580C"/>
-                <w:sz w:val="16"/>
-              </w:rPr>
-              <w:t>Moyenne</w:t>
-            </w:r>
-          </w:p>
-        </w:tc>
-        <w:tc>
-          <w:tcPr>
-            <w:tcW w:type="dxa" w:w="1247"/>
-          </w:tcPr>
-          <w:p>
-            <w:r>
-              <w:rPr>
-                <w:b/>
-                <w:i w:val="0"/>
-                <w:sz w:val="16"/>
-              </w:rPr>
-              <w:t>S00</w:t>
-              <w:br/>
-            </w:r>
-            <w:r>
-              <w:rPr>
-                <w:b w:val="0"/>
-                <w:i w:val="0"/>
-                <w:color w:val="64748B"/>
-                <w:sz w:val="14"/>
-              </w:rPr>
-              <w:t>Identification</w:t>
-            </w:r>
-          </w:p>
-        </w:tc>
-        <w:tc>
-          <w:tcPr>
-            <w:tcW w:type="dxa" w:w="1531"/>
-          </w:tcPr>
-          <w:p>
-            <w:r>
-              <w:rPr>
-                <w:b/>
-                <w:i w:val="0"/>
-                <w:color w:val="16A34A"/>
-                <w:sz w:val="16"/>
-              </w:rPr>
-              <w:t>s00q27</w:t>
-            </w:r>
-          </w:p>
-        </w:tc>
-        <w:tc>
-          <w:tcPr>
-            <w:tcW w:type="dxa" w:w="1191"/>
-          </w:tcPr>
-          <w:p>
-            <w:r>
-              <w:rPr>
-                <w:b w:val="0"/>
-                <w:i w:val="0"/>
-                <w:color w:val="64748B"/>
-                <w:sz w:val="16"/>
-              </w:rPr>
-              <w:t>GT-CQ</w:t>
-            </w:r>
-          </w:p>
-        </w:tc>
-        <w:tc>
-          <w:tcPr>
-            <w:tcW w:type="dxa" w:w="4706"/>
-          </w:tcPr>
-          <w:p>
-            <w:r>
-              <w:rPr>
-                <w:b w:val="0"/>
-                <w:i w:val="0"/>
-                <w:sz w:val="17"/>
-              </w:rPr>
-              <w:t>Le questionnaire semble ne pas être complètement fini mais le questionnaire est en statut complet, prière de compléter le questionnaire.</w:t>
-            </w:r>
-          </w:p>
-        </w:tc>
-      </w:tr>
-      <w:tr>
-        <w:tc>
-          <w:tcPr>
-            <w:tcW w:type="dxa" w:w="964"/>
-          </w:tcPr>
-          <w:p>
-            <w:r>
-              <w:rPr>
-                <w:b/>
-                <w:i w:val="0"/>
-                <w:color w:val="EA580C"/>
-                <w:sz w:val="16"/>
-              </w:rPr>
-              <w:t>Moyenne</w:t>
-            </w:r>
-          </w:p>
-        </w:tc>
-        <w:tc>
-          <w:tcPr>
-            <w:tcW w:type="dxa" w:w="1247"/>
-          </w:tcPr>
-          <w:p>
-            <w:r>
-              <w:rPr>
-                <w:b/>
-                <w:i w:val="0"/>
-                <w:sz w:val="16"/>
-              </w:rPr>
-              <w:t>S00</w:t>
-              <w:br/>
-            </w:r>
-            <w:r>
-              <w:rPr>
-                <w:b w:val="0"/>
-                <w:i w:val="0"/>
-                <w:color w:val="64748B"/>
-                <w:sz w:val="14"/>
-              </w:rPr>
-              <w:t>Identification</w:t>
-            </w:r>
-          </w:p>
-        </w:tc>
-        <w:tc>
-          <w:tcPr>
-            <w:tcW w:type="dxa" w:w="1531"/>
-          </w:tcPr>
-          <w:p>
-            <w:r>
-              <w:rPr>
-                <w:b/>
-                <w:i w:val="0"/>
-                <w:color w:val="16A34A"/>
-                <w:sz w:val="16"/>
-              </w:rPr>
-              <w:t>—</w:t>
-            </w:r>
-          </w:p>
-        </w:tc>
-        <w:tc>
-          <w:tcPr>
-            <w:tcW w:type="dxa" w:w="1191"/>
-          </w:tcPr>
-          <w:p>
-            <w:r>
-              <w:rPr>
-                <w:b w:val="0"/>
-                <w:i w:val="0"/>
-                <w:color w:val="64748B"/>
-                <w:sz w:val="16"/>
-              </w:rPr>
-              <w:t>GT-CQ</w:t>
-            </w:r>
-          </w:p>
-        </w:tc>
-        <w:tc>
-          <w:tcPr>
-            <w:tcW w:type="dxa" w:w="4706"/>
-          </w:tcPr>
-          <w:p>
-            <w:r>
-              <w:rPr>
-                <w:b w:val="0"/>
-                <w:i w:val="0"/>
-                <w:sz w:val="17"/>
-              </w:rPr>
-              <w:t>L'adresse ou la localisation du ménage doit être bien renseignée, ne doit pas contenir des numéros de téléphone et elle semble courte pour être une adresse.</w:t>
-            </w:r>
-          </w:p>
-        </w:tc>
-      </w:tr>
-      <w:tr>
-        <w:tc>
-          <w:tcPr>
-            <w:tcW w:type="dxa" w:w="964"/>
-          </w:tcPr>
-          <w:p>
-            <w:r>
-              <w:rPr>
-                <w:b/>
-                <w:i w:val="0"/>
-                <w:color w:val="EA580C"/>
-                <w:sz w:val="16"/>
-              </w:rPr>
-              <w:t>Moyenne</w:t>
-            </w:r>
-          </w:p>
-        </w:tc>
-        <w:tc>
-          <w:tcPr>
-            <w:tcW w:type="dxa" w:w="1247"/>
-          </w:tcPr>
-          <w:p>
-            <w:r>
-              <w:rPr>
-                <w:b/>
-                <w:i w:val="0"/>
-                <w:sz w:val="16"/>
-              </w:rPr>
-              <w:t>S00</w:t>
-              <w:br/>
-            </w:r>
-            <w:r>
-              <w:rPr>
-                <w:b w:val="0"/>
-                <w:i w:val="0"/>
-                <w:color w:val="64748B"/>
-                <w:sz w:val="14"/>
-              </w:rPr>
-              <w:t>Identification</w:t>
-            </w:r>
-          </w:p>
-        </w:tc>
-        <w:tc>
-          <w:tcPr>
-            <w:tcW w:type="dxa" w:w="1531"/>
-          </w:tcPr>
-          <w:p>
-            <w:r>
-              <w:rPr>
-                <w:b/>
-                <w:i w:val="0"/>
-                <w:color w:val="16A34A"/>
-                <w:sz w:val="16"/>
-              </w:rPr>
-              <w:t>—</w:t>
-            </w:r>
-          </w:p>
-        </w:tc>
-        <w:tc>
-          <w:tcPr>
-            <w:tcW w:type="dxa" w:w="1191"/>
-          </w:tcPr>
-          <w:p>
-            <w:r>
-              <w:rPr>
-                <w:b w:val="0"/>
-                <w:i w:val="0"/>
-                <w:color w:val="64748B"/>
-                <w:sz w:val="16"/>
-              </w:rPr>
-              <w:t>GT-CQ</w:t>
-            </w:r>
-          </w:p>
-        </w:tc>
-        <w:tc>
-          <w:tcPr>
-            <w:tcW w:type="dxa" w:w="4706"/>
-          </w:tcPr>
-          <w:p>
-            <w:r>
-              <w:rPr>
-                <w:b w:val="0"/>
-                <w:i w:val="0"/>
-                <w:sz w:val="17"/>
-              </w:rPr>
-              <w:t>Prière de renseigner la bonne adresse.</w:t>
-            </w:r>
-          </w:p>
-        </w:tc>
-      </w:tr>
-      <w:tr>
-        <w:tc>
-          <w:tcPr>
-            <w:tcW w:type="dxa" w:w="964"/>
-          </w:tcPr>
-          <w:p>
-            <w:r>
-              <w:rPr>
-                <w:b/>
-                <w:i w:val="0"/>
-                <w:color w:val="EA580C"/>
-                <w:sz w:val="16"/>
-              </w:rPr>
-              <w:t>Moyenne</w:t>
-            </w:r>
-          </w:p>
-        </w:tc>
-        <w:tc>
-          <w:tcPr>
-            <w:tcW w:type="dxa" w:w="1247"/>
-          </w:tcPr>
-          <w:p>
-            <w:r>
-              <w:rPr>
-                <w:b/>
-                <w:i w:val="0"/>
-                <w:sz w:val="16"/>
-              </w:rPr>
-              <w:t>S01</w:t>
-              <w:br/>
-            </w:r>
-            <w:r>
-              <w:rPr>
-                <w:b w:val="0"/>
-                <w:i w:val="0"/>
-                <w:color w:val="64748B"/>
-                <w:sz w:val="14"/>
-              </w:rPr>
-              <w:t>Démographie</w:t>
-            </w:r>
-          </w:p>
-        </w:tc>
-        <w:tc>
-          <w:tcPr>
-            <w:tcW w:type="dxa" w:w="1531"/>
-          </w:tcPr>
-          <w:p>
-            <w:r>
-              <w:rPr>
-                <w:b/>
-                <w:i w:val="0"/>
-                <w:color w:val="16A34A"/>
-                <w:sz w:val="16"/>
-              </w:rPr>
-              <w:t>s00q27, s01q03a, s01q03b, s01q03c, s01q00b</w:t>
-            </w:r>
-          </w:p>
-        </w:tc>
-        <w:tc>
-          <w:tcPr>
-            <w:tcW w:type="dxa" w:w="1191"/>
-          </w:tcPr>
-          <w:p>
-            <w:r>
-              <w:rPr>
-                <w:b w:val="0"/>
-                <w:i w:val="0"/>
-                <w:color w:val="64748B"/>
-                <w:sz w:val="16"/>
-              </w:rPr>
-              <w:t>GT-CQ</w:t>
-            </w:r>
-          </w:p>
-        </w:tc>
-        <w:tc>
-          <w:tcPr>
-            <w:tcW w:type="dxa" w:w="4706"/>
-          </w:tcPr>
-          <w:p>
-            <w:r>
-              <w:rPr>
-                <w:b w:val="0"/>
-                <w:i w:val="0"/>
-                <w:sz w:val="17"/>
-              </w:rPr>
-              <w:t>Les informations sur l'acte de naissance (ni Jours, ni mois et ni années) de  MATA THIAM  manquent, s'il vous plait pouvez-vous fournir d'effort pour avoir ces informations.</w:t>
-            </w:r>
-          </w:p>
-        </w:tc>
-      </w:tr>
-      <w:tr>
-        <w:tc>
-          <w:tcPr>
-            <w:tcW w:type="dxa" w:w="964"/>
-          </w:tcPr>
-          <w:p>
-            <w:r>
-              <w:rPr>
-                <w:b/>
-                <w:i w:val="0"/>
-                <w:color w:val="EA580C"/>
-                <w:sz w:val="16"/>
-              </w:rPr>
-              <w:t>Moyenne</w:t>
-            </w:r>
-          </w:p>
-        </w:tc>
-        <w:tc>
-          <w:tcPr>
-            <w:tcW w:type="dxa" w:w="1247"/>
-          </w:tcPr>
-          <w:p>
-            <w:r>
-              <w:rPr>
-                <w:b/>
-                <w:i w:val="0"/>
-                <w:sz w:val="16"/>
-              </w:rPr>
-              <w:t>S01</w:t>
-              <w:br/>
-            </w:r>
-            <w:r>
-              <w:rPr>
-                <w:b w:val="0"/>
-                <w:i w:val="0"/>
-                <w:color w:val="64748B"/>
-                <w:sz w:val="14"/>
-              </w:rPr>
-              <w:t>Démographie</w:t>
-            </w:r>
-          </w:p>
-        </w:tc>
-        <w:tc>
-          <w:tcPr>
-            <w:tcW w:type="dxa" w:w="1531"/>
-          </w:tcPr>
-          <w:p>
-            <w:r>
-              <w:rPr>
-                <w:b/>
-                <w:i w:val="0"/>
-                <w:color w:val="16A34A"/>
-                <w:sz w:val="16"/>
-              </w:rPr>
-              <w:t>s01q10_1</w:t>
-            </w:r>
-          </w:p>
-        </w:tc>
-        <w:tc>
-          <w:tcPr>
-            <w:tcW w:type="dxa" w:w="1191"/>
-          </w:tcPr>
-          <w:p>
-            <w:r>
-              <w:rPr>
-                <w:b w:val="0"/>
-                <w:i w:val="0"/>
-                <w:color w:val="64748B"/>
-                <w:sz w:val="16"/>
-              </w:rPr>
-              <w:t>GT-CQ</w:t>
-            </w:r>
-          </w:p>
-        </w:tc>
-        <w:tc>
-          <w:tcPr>
-            <w:tcW w:type="dxa" w:w="4706"/>
-          </w:tcPr>
-          <w:p>
-            <w:r>
-              <w:rPr>
-                <w:b w:val="0"/>
-                <w:i w:val="0"/>
-                <w:sz w:val="17"/>
-              </w:rPr>
-              <w:t>La taille du ménage lors de l'enquête principale (3) de ce ménage est inférieur à la taille du denombrement (18), prière de fournir des explications concrètes ou aller revisiter le ménage.</w:t>
-            </w:r>
-          </w:p>
-        </w:tc>
-      </w:tr>
-      <w:tr>
-        <w:tc>
-          <w:tcPr>
-            <w:tcW w:type="dxa" w:w="964"/>
-          </w:tcPr>
-          <w:p>
-            <w:r>
-              <w:rPr>
-                <w:b/>
-                <w:i w:val="0"/>
-                <w:color w:val="EA580C"/>
-                <w:sz w:val="16"/>
-              </w:rPr>
-              <w:t>Moyenne</w:t>
-            </w:r>
-          </w:p>
-        </w:tc>
-        <w:tc>
-          <w:tcPr>
-            <w:tcW w:type="dxa" w:w="1247"/>
-          </w:tcPr>
-          <w:p>
-            <w:r>
-              <w:rPr>
-                <w:b/>
-                <w:i w:val="0"/>
-                <w:sz w:val="16"/>
-              </w:rPr>
-              <w:t>S02</w:t>
-              <w:br/>
-            </w:r>
-            <w:r>
-              <w:rPr>
-                <w:b w:val="0"/>
-                <w:i w:val="0"/>
-                <w:color w:val="64748B"/>
-                <w:sz w:val="14"/>
-              </w:rPr>
-              <w:t>Éducation</w:t>
-            </w:r>
-          </w:p>
-        </w:tc>
-        <w:tc>
-          <w:tcPr>
-            <w:tcW w:type="dxa" w:w="1531"/>
-          </w:tcPr>
-          <w:p>
-            <w:r>
-              <w:rPr>
-                <w:b/>
-                <w:i w:val="0"/>
-                <w:color w:val="16A34A"/>
-                <w:sz w:val="16"/>
-              </w:rPr>
-              <w:t>—</w:t>
-            </w:r>
-          </w:p>
-        </w:tc>
-        <w:tc>
-          <w:tcPr>
-            <w:tcW w:type="dxa" w:w="1191"/>
-          </w:tcPr>
-          <w:p>
-            <w:r>
-              <w:rPr>
-                <w:b w:val="0"/>
-                <w:i w:val="0"/>
-                <w:color w:val="64748B"/>
-                <w:sz w:val="16"/>
-              </w:rPr>
-              <w:t>GT-CQ</w:t>
-            </w:r>
-          </w:p>
-        </w:tc>
-        <w:tc>
-          <w:tcPr>
-            <w:tcW w:type="dxa" w:w="4706"/>
-          </w:tcPr>
-          <w:p>
-            <w:r>
-              <w:rPr>
-                <w:b w:val="0"/>
-                <w:i w:val="0"/>
-                <w:sz w:val="17"/>
-              </w:rPr>
-              <w:t>veuillez, s'il vous plait, confirmer les frais de scolarité ( 1500 FCFA) payée de AMY WADE avec le QG ou apporter les corrections nécessaires.</w:t>
-            </w:r>
-          </w:p>
-        </w:tc>
-      </w:tr>
-      <w:tr>
-        <w:tc>
-          <w:tcPr>
-            <w:tcW w:type="dxa" w:w="964"/>
-          </w:tcPr>
-          <w:p>
-            <w:r>
-              <w:rPr>
-                <w:b/>
-                <w:i w:val="0"/>
-                <w:color w:val="EA580C"/>
-                <w:sz w:val="16"/>
-              </w:rPr>
-              <w:t>Moyenne</w:t>
-            </w:r>
-          </w:p>
-        </w:tc>
-        <w:tc>
-          <w:tcPr>
-            <w:tcW w:type="dxa" w:w="1247"/>
-          </w:tcPr>
-          <w:p>
-            <w:r>
-              <w:rPr>
-                <w:b/>
-                <w:i w:val="0"/>
-                <w:sz w:val="16"/>
-              </w:rPr>
-              <w:t>S02</w:t>
-              <w:br/>
-            </w:r>
-            <w:r>
-              <w:rPr>
-                <w:b w:val="0"/>
-                <w:i w:val="0"/>
-                <w:color w:val="64748B"/>
-                <w:sz w:val="14"/>
-              </w:rPr>
-              <w:t>Éducation</w:t>
-            </w:r>
-          </w:p>
-        </w:tc>
-        <w:tc>
-          <w:tcPr>
-            <w:tcW w:type="dxa" w:w="1531"/>
-          </w:tcPr>
-          <w:p>
-            <w:r>
-              <w:rPr>
-                <w:b/>
-                <w:i w:val="0"/>
-                <w:color w:val="16A34A"/>
-                <w:sz w:val="16"/>
-              </w:rPr>
-              <w:t>—</w:t>
-            </w:r>
-          </w:p>
-        </w:tc>
-        <w:tc>
-          <w:tcPr>
-            <w:tcW w:type="dxa" w:w="1191"/>
-          </w:tcPr>
-          <w:p>
-            <w:r>
-              <w:rPr>
-                <w:b w:val="0"/>
-                <w:i w:val="0"/>
-                <w:color w:val="64748B"/>
-                <w:sz w:val="16"/>
-              </w:rPr>
-              <w:t>GT-CQ</w:t>
-            </w:r>
-          </w:p>
-        </w:tc>
-        <w:tc>
-          <w:tcPr>
-            <w:tcW w:type="dxa" w:w="4706"/>
-          </w:tcPr>
-          <w:p>
-            <w:r>
-              <w:rPr>
-                <w:b w:val="0"/>
-                <w:i w:val="0"/>
-                <w:sz w:val="17"/>
-              </w:rPr>
-              <w:t>Attention ! Le frais de scolarité (1500 Fcfa) de AMY WADE en 3ème année de Primaire est relativement élevé par rapport aux autres frais de scolarités observés dans cette zone.</w:t>
-            </w:r>
-          </w:p>
-        </w:tc>
-      </w:tr>
-      <w:tr>
-        <w:tc>
-          <w:tcPr>
-            <w:tcW w:type="dxa" w:w="964"/>
-          </w:tcPr>
-          <w:p>
-            <w:r>
-              <w:rPr>
-                <w:b/>
-                <w:i w:val="0"/>
-                <w:color w:val="EA580C"/>
-                <w:sz w:val="16"/>
-              </w:rPr>
-              <w:t>Moyenne</w:t>
-            </w:r>
-          </w:p>
-        </w:tc>
-        <w:tc>
-          <w:tcPr>
-            <w:tcW w:type="dxa" w:w="1247"/>
-          </w:tcPr>
-          <w:p>
-            <w:r>
-              <w:rPr>
-                <w:b/>
-                <w:i w:val="0"/>
-                <w:sz w:val="16"/>
-              </w:rPr>
-              <w:t>S02</w:t>
-              <w:br/>
-            </w:r>
-            <w:r>
-              <w:rPr>
-                <w:b w:val="0"/>
-                <w:i w:val="0"/>
-                <w:color w:val="64748B"/>
-                <w:sz w:val="14"/>
-              </w:rPr>
-              <w:t>Éducation</w:t>
-            </w:r>
-          </w:p>
-        </w:tc>
-        <w:tc>
-          <w:tcPr>
-            <w:tcW w:type="dxa" w:w="1531"/>
-          </w:tcPr>
-          <w:p>
-            <w:r>
-              <w:rPr>
-                <w:b/>
-                <w:i w:val="0"/>
-                <w:color w:val="16A34A"/>
-                <w:sz w:val="16"/>
-              </w:rPr>
-              <w:t>—</w:t>
-            </w:r>
-          </w:p>
-        </w:tc>
-        <w:tc>
-          <w:tcPr>
-            <w:tcW w:type="dxa" w:w="1191"/>
-          </w:tcPr>
-          <w:p>
-            <w:r>
-              <w:rPr>
-                <w:b w:val="0"/>
-                <w:i w:val="0"/>
-                <w:color w:val="64748B"/>
-                <w:sz w:val="16"/>
-              </w:rPr>
-              <w:t>GT-CQ</w:t>
-            </w:r>
-          </w:p>
-        </w:tc>
-        <w:tc>
-          <w:tcPr>
-            <w:tcW w:type="dxa" w:w="4706"/>
-          </w:tcPr>
-          <w:p>
-            <w:r>
-              <w:rPr>
-                <w:b w:val="0"/>
-                <w:i w:val="0"/>
-                <w:sz w:val="17"/>
-              </w:rPr>
               <w:t>Prière de corriger ou de confirmer avec le QG.</w:t>
-            </w:r>
-          </w:p>
-        </w:tc>
-      </w:tr>
-      <w:tr>
-        <w:tc>
-          <w:tcPr>
-            <w:tcW w:type="dxa" w:w="964"/>
-          </w:tcPr>
-          <w:p>
-            <w:r>
-              <w:rPr>
-                <w:b/>
-                <w:i w:val="0"/>
-                <w:color w:val="EA580C"/>
-                <w:sz w:val="16"/>
-              </w:rPr>
-              <w:t>Moyenne</w:t>
-            </w:r>
-          </w:p>
-        </w:tc>
-        <w:tc>
-          <w:tcPr>
-            <w:tcW w:type="dxa" w:w="1247"/>
-          </w:tcPr>
-          <w:p>
-            <w:r>
-              <w:rPr>
-                <w:b/>
-                <w:i w:val="0"/>
-                <w:sz w:val="16"/>
-              </w:rPr>
-              <w:t>S02</w:t>
-              <w:br/>
-            </w:r>
-            <w:r>
-              <w:rPr>
-                <w:b w:val="0"/>
-                <w:i w:val="0"/>
-                <w:color w:val="64748B"/>
-                <w:sz w:val="14"/>
-              </w:rPr>
-              <w:t>Éducation</w:t>
-            </w:r>
-          </w:p>
-        </w:tc>
-        <w:tc>
-          <w:tcPr>
-            <w:tcW w:type="dxa" w:w="1531"/>
-          </w:tcPr>
-          <w:p>
-            <w:r>
-              <w:rPr>
-                <w:b/>
-                <w:i w:val="0"/>
-                <w:color w:val="16A34A"/>
-                <w:sz w:val="16"/>
-              </w:rPr>
-              <w:t>—</w:t>
-            </w:r>
-          </w:p>
-        </w:tc>
-        <w:tc>
-          <w:tcPr>
-            <w:tcW w:type="dxa" w:w="1191"/>
-          </w:tcPr>
-          <w:p>
-            <w:r>
-              <w:rPr>
-                <w:b w:val="0"/>
-                <w:i w:val="0"/>
-                <w:color w:val="64748B"/>
-                <w:sz w:val="16"/>
-              </w:rPr>
-              <w:t>GT-CQ</w:t>
-            </w:r>
-          </w:p>
-        </w:tc>
-        <w:tc>
-          <w:tcPr>
-            <w:tcW w:type="dxa" w:w="4706"/>
-          </w:tcPr>
-          <w:p>
-            <w:r>
-              <w:rPr>
-                <w:b w:val="0"/>
-                <w:i w:val="0"/>
-                <w:sz w:val="17"/>
-              </w:rPr>
-              <w:t>veuillez, s'il vous plait, confirmer les frais de scolarité ( 6000 FCFA) payée de ADJI AISSATOU SENE avec le QG ou apporter les corrections nécessaires.</w:t>
             </w:r>
           </w:p>
         </w:tc>
